--- a/docs/user/Смена — руководство пользователя.docx
+++ b/docs/user/Смена — руководство пользователя.docx
@@ -899,6 +899,276 @@
     </w:p>
     <w:p>
       <w:pPr>
+        <w:pStyle w:val="Heading2"/>
+      </w:pPr>
+      <w:r>
+        <w:t>Деньги, которые программа увидеть не может</w:t>
+      </w:r>
+    </w:p>
+    <w:p>
+      <w:pPr>
+        <w:spacing w:after="120"/>
+      </w:pPr>
+      <w:r>
+        <w:rPr>
+          <w:b w:val="0"/>
+          <w:i w:val="0"/>
+          <w:sz w:val="22"/>
+        </w:rPr>
+        <w:t>Есть движения, о которых программа узнать неоткуда: из кассы взяли на хозяйственные расходы, оплатили поставщику наличными, отнесли выручку в банк, принесли размен, сняли деньги с карты и положили в кассу. Раньше каждое такое движение превращалось в недостачу или излишек — деньги в ящике не сходились с расчётом, хотя всё было честно.</w:t>
+      </w:r>
+    </w:p>
+    <w:p>
+      <w:pPr>
+        <w:spacing w:after="120"/>
+      </w:pPr>
+      <w:r>
+        <w:rPr>
+          <w:b w:val="0"/>
+          <w:i w:val="0"/>
+          <w:sz w:val="22"/>
+        </w:rPr>
+        <w:t>Теперь на странице смены есть кнопки «Внести» и «Изъять». Нажмите нужную, укажите сумму и причину — и расчёт кассы сойдётся.</w:t>
+      </w:r>
+    </w:p>
+    <w:tbl>
+      <w:tblPr>
+        <w:tblStyle w:val="TableGrid"/>
+        <w:tblW w:type="auto" w:w="0"/>
+        <w:jc w:val="left"/>
+        <w:tblLook w:firstColumn="1" w:firstRow="1" w:lastColumn="0" w:lastRow="0" w:noHBand="0" w:noVBand="1" w:val="04A0"/>
+      </w:tblPr>
+      <w:tblGrid>
+        <w:gridCol w:w="3286"/>
+        <w:gridCol w:w="3286"/>
+        <w:gridCol w:w="3286"/>
+      </w:tblGrid>
+      <w:tr>
+        <w:tc>
+          <w:tcPr>
+            <w:tcW w:type="dxa" w:w="1701"/>
+            <w:shd w:val="clear" w:fill="F3F4F6"/>
+          </w:tcPr>
+          <w:p>
+            <w:pPr>
+              <w:spacing w:after="0"/>
+            </w:pPr>
+            <w:r>
+              <w:rPr>
+                <w:b/>
+                <w:sz w:val="20"/>
+              </w:rPr>
+              <w:t>Кнопка</w:t>
+            </w:r>
+          </w:p>
+        </w:tc>
+        <w:tc>
+          <w:tcPr>
+            <w:tcW w:type="dxa" w:w="3628"/>
+            <w:shd w:val="clear" w:fill="F3F4F6"/>
+          </w:tcPr>
+          <w:p>
+            <w:pPr>
+              <w:spacing w:after="0"/>
+            </w:pPr>
+            <w:r>
+              <w:rPr>
+                <w:b/>
+                <w:sz w:val="20"/>
+              </w:rPr>
+              <w:t>Когда нажимать</w:t>
+            </w:r>
+          </w:p>
+        </w:tc>
+        <w:tc>
+          <w:tcPr>
+            <w:tcW w:type="dxa" w:w="4082"/>
+            <w:shd w:val="clear" w:fill="F3F4F6"/>
+          </w:tcPr>
+          <w:p>
+            <w:pPr>
+              <w:spacing w:after="0"/>
+            </w:pPr>
+            <w:r>
+              <w:rPr>
+                <w:b/>
+                <w:sz w:val="20"/>
+              </w:rPr>
+              <w:t>Примеры причин</w:t>
+            </w:r>
+          </w:p>
+        </w:tc>
+      </w:tr>
+      <w:tr>
+        <w:tc>
+          <w:tcPr>
+            <w:tcW w:type="dxa" w:w="1701"/>
+          </w:tcPr>
+          <w:p>
+            <w:pPr>
+              <w:spacing w:after="0"/>
+            </w:pPr>
+            <w:r>
+              <w:rPr>
+                <w:b/>
+                <w:sz w:val="20"/>
+              </w:rPr>
+              <w:t>Внести</w:t>
+            </w:r>
+          </w:p>
+        </w:tc>
+        <w:tc>
+          <w:tcPr>
+            <w:tcW w:type="dxa" w:w="3628"/>
+          </w:tcPr>
+          <w:p>
+            <w:pPr>
+              <w:spacing w:after="0"/>
+            </w:pPr>
+            <w:r>
+              <w:rPr>
+                <w:sz w:val="20"/>
+              </w:rPr>
+              <w:t>Деньги положили в ящик не от продажи</w:t>
+            </w:r>
+          </w:p>
+        </w:tc>
+        <w:tc>
+          <w:tcPr>
+            <w:tcW w:type="dxa" w:w="4082"/>
+          </w:tcPr>
+          <w:p>
+            <w:pPr>
+              <w:spacing w:after="0"/>
+            </w:pPr>
+            <w:r>
+              <w:rPr>
+                <w:sz w:val="20"/>
+              </w:rPr>
+              <w:t>Размен · Снятие с карты · Внесение владельцем</w:t>
+            </w:r>
+          </w:p>
+        </w:tc>
+      </w:tr>
+      <w:tr>
+        <w:tc>
+          <w:tcPr>
+            <w:tcW w:type="dxa" w:w="1701"/>
+          </w:tcPr>
+          <w:p>
+            <w:pPr>
+              <w:spacing w:after="0"/>
+            </w:pPr>
+            <w:r>
+              <w:rPr>
+                <w:b/>
+                <w:sz w:val="20"/>
+              </w:rPr>
+              <w:t>Изъять</w:t>
+            </w:r>
+          </w:p>
+        </w:tc>
+        <w:tc>
+          <w:tcPr>
+            <w:tcW w:type="dxa" w:w="3628"/>
+          </w:tcPr>
+          <w:p>
+            <w:pPr>
+              <w:spacing w:after="0"/>
+            </w:pPr>
+            <w:r>
+              <w:rPr>
+                <w:sz w:val="20"/>
+              </w:rPr>
+              <w:t>Деньги забрали из ящика</w:t>
+            </w:r>
+          </w:p>
+        </w:tc>
+        <w:tc>
+          <w:tcPr>
+            <w:tcW w:type="dxa" w:w="4082"/>
+          </w:tcPr>
+          <w:p>
+            <w:pPr>
+              <w:spacing w:after="0"/>
+            </w:pPr>
+            <w:r>
+              <w:rPr>
+                <w:sz w:val="20"/>
+              </w:rPr>
+              <w:t>Сдача в банк · Оплата поставщику · Расходы магазина · Зарплата</w:t>
+            </w:r>
+          </w:p>
+        </w:tc>
+      </w:tr>
+    </w:tbl>
+    <w:p>
+      <w:pPr>
+        <w:spacing w:after="40"/>
+      </w:pPr>
+    </w:p>
+    <w:p>
+      <w:pPr>
+        <w:spacing w:after="160"/>
+      </w:pPr>
+      <w:r>
+        <w:rPr>
+          <w:b w:val="0"/>
+          <w:i w:val="0"/>
+          <w:sz w:val="22"/>
+        </w:rPr>
+        <w:t>Эти суммы не считаются выручкой: продали вы столько же, просто денег в ящике стало больше или меньше. Они видны в блоке «Прочие движения денег» и в расчёте кассы.</w:t>
+      </w:r>
+    </w:p>
+    <w:tbl>
+      <w:tblPr>
+        <w:tblW w:type="auto" w:w="0"/>
+        <w:jc w:val="left"/>
+        <w:tblLook w:firstColumn="1" w:firstRow="1" w:lastColumn="0" w:lastRow="0" w:noHBand="0" w:noVBand="1" w:val="04A0"/>
+      </w:tblPr>
+      <w:tblGrid>
+        <w:gridCol w:w="9859"/>
+      </w:tblGrid>
+      <w:tr>
+        <w:tc>
+          <w:tcPr>
+            <w:tcW w:type="dxa" w:w="9859"/>
+            <w:shd w:val="clear" w:fill="EFF6FF"/>
+          </w:tcPr>
+          <w:p>
+            <w:pPr>
+              <w:spacing w:after="40"/>
+            </w:pPr>
+            <w:r>
+              <w:rPr>
+                <w:b/>
+                <w:color w:val="1D4ED8"/>
+                <w:sz w:val="21"/>
+              </w:rPr>
+              <w:t>Снятие выручки с карты</w:t>
+            </w:r>
+          </w:p>
+          <w:p>
+            <w:pPr>
+              <w:spacing w:after="0"/>
+            </w:pPr>
+            <w:r>
+              <w:rPr>
+                <w:sz w:val="21"/>
+              </w:rPr>
+              <w:t>Если сняли деньги с карты в банке и положили в кассу — это «Внести» с причиной «Снятие с карты». В разделе «Деньги» то же самое делается переводом со счёта банка на кассу, и тогда видно, сколько на карте осталось.</w:t>
+            </w:r>
+          </w:p>
+        </w:tc>
+      </w:tr>
+    </w:tbl>
+    <w:p>
+      <w:pPr>
+        <w:spacing w:after="40"/>
+      </w:pPr>
+    </w:p>
+    <w:p>
+      <w:pPr>
         <w:pStyle w:val="Heading1"/>
       </w:pPr>
       <w:r>
@@ -1990,6 +2260,76 @@
                 <w:b/>
                 <w:sz w:val="20"/>
               </w:rPr>
+              <w:t>Внесения в кассу</w:t>
+            </w:r>
+          </w:p>
+        </w:tc>
+        <w:tc>
+          <w:tcPr>
+            <w:tcW w:type="dxa" w:w="6690"/>
+          </w:tcPr>
+          <w:p>
+            <w:pPr>
+              <w:spacing w:after="0"/>
+            </w:pPr>
+            <w:r>
+              <w:rPr>
+                <w:sz w:val="20"/>
+              </w:rPr>
+              <w:t>Деньги, которые положили в ящик кнопкой «Внести».</w:t>
+            </w:r>
+          </w:p>
+        </w:tc>
+      </w:tr>
+      <w:tr>
+        <w:tc>
+          <w:tcPr>
+            <w:tcW w:type="dxa" w:w="2721"/>
+          </w:tcPr>
+          <w:p>
+            <w:pPr>
+              <w:spacing w:after="0"/>
+            </w:pPr>
+            <w:r>
+              <w:rPr>
+                <w:b/>
+                <w:sz w:val="20"/>
+              </w:rPr>
+              <w:t>Изъятия из кассы</w:t>
+            </w:r>
+          </w:p>
+        </w:tc>
+        <w:tc>
+          <w:tcPr>
+            <w:tcW w:type="dxa" w:w="6690"/>
+          </w:tcPr>
+          <w:p>
+            <w:pPr>
+              <w:spacing w:after="0"/>
+            </w:pPr>
+            <w:r>
+              <w:rPr>
+                <w:sz w:val="20"/>
+              </w:rPr>
+              <w:t>Деньги, которые забрали кнопкой «Изъять».</w:t>
+            </w:r>
+          </w:p>
+        </w:tc>
+      </w:tr>
+      <w:tr>
+        <w:tc>
+          <w:tcPr>
+            <w:tcW w:type="dxa" w:w="2721"/>
+          </w:tcPr>
+          <w:p>
+            <w:pPr>
+              <w:spacing w:after="0"/>
+            </w:pPr>
+            <w:r>
+              <w:rPr>
+                <w:b/>
+                <w:sz w:val="20"/>
+              </w:rPr>
               <w:t>Ожидается в кассе</w:t>
             </w:r>
           </w:p>
@@ -2164,7 +2504,9 @@
         </w:rPr>
         <w:t>На начало  +  Продажи наличными  +  Оплата долга наличными</w:t>
         <w:br/>
-        <w:t xml:space="preserve">           −  Возвраты наличными  =  Ожидается в кассе</w:t>
+        <w:t xml:space="preserve">           +  Внесения  −  Возвраты наличными  −  Изъятия</w:t>
+        <w:br/>
+        <w:t xml:space="preserve">           =  Ожидается в кассе</w:t>
       </w:r>
     </w:p>
     <w:p>
@@ -2832,6 +3174,58 @@
           <w:i w:val="0"/>
           <w:sz w:val="23"/>
         </w:rPr>
+        <w:t>Взяли из кассы 200 на хлеб для магазина. Это недостача?</w:t>
+      </w:r>
+    </w:p>
+    <w:p>
+      <w:pPr>
+        <w:spacing w:after="200"/>
+      </w:pPr>
+      <w:r>
+        <w:rPr>
+          <w:b w:val="0"/>
+          <w:i w:val="0"/>
+          <w:sz w:val="22"/>
+        </w:rPr>
+        <w:t>Нет, если записать. Нажмите «Изъять», сумма 200, причина «Расходы магазина». Расчёт кассы уменьшится на 200, и в конце смены всё сойдётся. Если не записать — программа не узнает, куда делись деньги, и покажет недостачу.</w:t>
+      </w:r>
+    </w:p>
+    <w:p>
+      <w:pPr>
+        <w:spacing w:after="40"/>
+      </w:pPr>
+      <w:r>
+        <w:rPr>
+          <w:b/>
+          <w:i w:val="0"/>
+          <w:sz w:val="23"/>
+        </w:rPr>
+        <w:t>Сняли деньги с карты и положили в кассу. Как записать?</w:t>
+      </w:r>
+    </w:p>
+    <w:p>
+      <w:pPr>
+        <w:spacing w:after="200"/>
+      </w:pPr>
+      <w:r>
+        <w:rPr>
+          <w:b w:val="0"/>
+          <w:i w:val="0"/>
+          <w:sz w:val="22"/>
+        </w:rPr>
+        <w:t>«Внести», причина «Снятие с карты». Выручка не изменится: этот товар уже был продан и посчитан раньше, сейчас деньги просто переехали из банка в ящик.</w:t>
+      </w:r>
+    </w:p>
+    <w:p>
+      <w:pPr>
+        <w:spacing w:after="40"/>
+      </w:pPr>
+      <w:r>
+        <w:rPr>
+          <w:b/>
+          <w:i w:val="0"/>
+          <w:sz w:val="23"/>
+        </w:rPr>
         <w:t>Что делать, если забыли открыть смену?</w:t>
       </w:r>
     </w:p>
@@ -3023,7 +3417,7 @@
         <w:spacing w:after="60"/>
       </w:pPr>
       <w:r>
-        <w:t>Проверьте, не брали ли деньги из кассы на хозяйственные расходы. Такой расход программа не видит — он выглядит как недостача.</w:t>
+        <w:t>Проверьте, не брали ли деньги из кассы на расходы, оплату поставщику или сдачу в банк. Такие движения нужно записывать кнопкой «Изъять» — иначе они выглядят как недостача.</w:t>
       </w:r>
     </w:p>
     <w:p>
@@ -3182,6 +3576,15 @@
       </w:pPr>
       <w:r>
         <w:t>Срез не закрывает смену и ничего не обнуляет.</w:t>
+      </w:r>
+    </w:p>
+    <w:p>
+      <w:pPr>
+        <w:pStyle w:val="ListBullet"/>
+        <w:spacing w:after="60"/>
+      </w:pPr>
+      <w:r>
+        <w:t>Любые деньги, взятые из кассы или положенные в неё не от продажи, записываются кнопками «Внести» и «Изъять» — иначе касса не сойдётся.</w:t>
       </w:r>
     </w:p>
     <w:p>
